--- a/content/agreements/van-original-blank.docx
+++ b/content/agreements/van-original-blank.docx
@@ -93,7 +93,10 @@
         <w:jc w:val="center"/>
       </w:pPr>
       <w:r>
-        <w:t>Multi-Project Relocation Agreement</w:t>
+        <w:rPr>
+          <w:highlight w:val="yellow"/>
+        </w:rPr>
+        <w:t>Project Name</w:t>
       </w:r>
     </w:p>
     <w:p>
